--- a/resources/текст.docx
+++ b/resources/текст.docx
@@ -7,117 +7,115 @@
         <w:jc w:val="both"/>
       </w:pPr>
       <w:r>
+        <w:t xml:space="preserve">1 </w:t>
+      </w:r>
+      <w:r>
+        <w:t>слайд</w:t>
+      </w:r>
+    </w:p>
+    <w:p>
+      <w:pPr>
+        <w:jc w:val="both"/>
+      </w:pPr>
+      <w:r>
+        <w:tab/>
+      </w:r>
+    </w:p>
+    <w:p>
+      <w:pPr>
+        <w:jc w:val="both"/>
+      </w:pPr>
+      <w:r>
+        <w:t>2</w:t>
+      </w:r>
+      <w:r>
+        <w:t xml:space="preserve"> </w:t>
+      </w:r>
+      <w:r>
+        <w:t>слайд</w:t>
+      </w:r>
+    </w:p>
+    <w:p>
+      <w:pPr>
+        <w:jc w:val="both"/>
+      </w:pPr>
+      <w:r>
+        <w:t xml:space="preserve">Рассматривается двухфазная неизотермическая фильтрация </w:t>
+      </w:r>
+      <w:proofErr w:type="spellStart"/>
+      <w:r>
+        <w:t>парафинистой</w:t>
+      </w:r>
+      <w:proofErr w:type="spellEnd"/>
+      <w:r>
+        <w:t xml:space="preserve"> нефти в </w:t>
+      </w:r>
+      <w:r>
+        <w:t>элементе 5 точечной системы заводнения</w:t>
+      </w:r>
+      <w:r>
+        <w:t>. Нефть моделируется как бинарная смесь жидкого компонента и растворенного в ней парафина.</w:t>
+      </w:r>
+      <w:r>
+        <w:t xml:space="preserve"> Скважины совершенны по степени и характеру вскрытия</w:t>
+      </w:r>
+    </w:p>
+    <w:p>
+      <w:pPr>
+        <w:jc w:val="both"/>
+      </w:pPr>
+    </w:p>
+    <w:p>
+      <w:pPr>
+        <w:jc w:val="both"/>
+      </w:pPr>
+      <w:r>
+        <w:t>2</w:t>
+      </w:r>
+      <w:r>
+        <w:t xml:space="preserve"> </w:t>
+      </w:r>
+      <w:r>
+        <w:t>слайд</w:t>
+      </w:r>
+    </w:p>
+    <w:p>
+      <w:pPr>
+        <w:jc w:val="both"/>
+      </w:pPr>
+      <w:r>
+        <w:t>В задаче присутствует 2 фазы (вода, нефть) 3 псевдокомпонента (вода, нефть, парафин). Парафин может быть растворен в нефти, взвешен в виде дисперсных частиц и осажден на поверхности пор. МКО. ИМПЕС</w:t>
+      </w:r>
+    </w:p>
+    <w:p>
+      <w:pPr>
+        <w:jc w:val="both"/>
+      </w:pPr>
+    </w:p>
+    <w:p>
+      <w:pPr>
+        <w:jc w:val="both"/>
+      </w:pPr>
+      <w:r>
+        <w:t>3</w:t>
+      </w:r>
+      <w:r>
+        <w:t xml:space="preserve"> </w:t>
+      </w:r>
+      <w:r>
+        <w:t>слайд</w:t>
+      </w:r>
+    </w:p>
+    <w:p>
+      <w:pPr>
+        <w:jc w:val="both"/>
         <w:rPr>
           <w:lang w:val="en-US"/>
         </w:rPr>
-        <w:t xml:space="preserve">1 </w:t>
-      </w:r>
-      <w:r>
-        <w:t>слайд</w:t>
-      </w:r>
-    </w:p>
-    <w:p>
-      <w:pPr>
-        <w:jc w:val="both"/>
-      </w:pPr>
-    </w:p>
-    <w:p>
-      <w:pPr>
-        <w:jc w:val="both"/>
-      </w:pPr>
-      <w:r>
-        <w:t>2</w:t>
-      </w:r>
-      <w:r>
-        <w:rPr>
-          <w:lang w:val="en-US"/>
-        </w:rPr>
-        <w:t xml:space="preserve"> </w:t>
-      </w:r>
-      <w:r>
-        <w:t>слайд</w:t>
-      </w:r>
-    </w:p>
-    <w:p>
-      <w:pPr>
-        <w:jc w:val="both"/>
       </w:pPr>
       <w:r>
         <w:tab/>
-        <w:t xml:space="preserve">Рассматривается двухфазная неизотермическая фильтрация </w:t>
-      </w:r>
-      <w:proofErr w:type="spellStart"/>
-      <w:r>
-        <w:t>парафинистой</w:t>
-      </w:r>
-      <w:proofErr w:type="spellEnd"/>
-      <w:r>
-        <w:t xml:space="preserve"> нефти в </w:t>
-      </w:r>
-      <w:r>
-        <w:t>элементе 5 точечной системы заводнения</w:t>
-      </w:r>
-      <w:r>
-        <w:t>. Нефть моделируется как бинарная смесь жидкого компонента и растворенного в ней парафина.</w:t>
-      </w:r>
-    </w:p>
-    <w:p>
-      <w:pPr>
-        <w:jc w:val="both"/>
-      </w:pPr>
-    </w:p>
-    <w:p>
-      <w:pPr>
-        <w:jc w:val="both"/>
-      </w:pPr>
-      <w:r>
-        <w:t>2</w:t>
-      </w:r>
-      <w:r>
-        <w:t xml:space="preserve"> </w:t>
-      </w:r>
-      <w:r>
-        <w:t>слайд</w:t>
-      </w:r>
-    </w:p>
-    <w:p>
-      <w:pPr>
-        <w:ind w:firstLine="708"/>
-        <w:jc w:val="both"/>
-      </w:pPr>
-      <w:r>
-        <w:t xml:space="preserve">В задаче присутствует </w:t>
-      </w:r>
-      <w:r>
-        <w:t>2 фазы (вода, нефть) 3 псевдокомпонента (вода, нефть, парафин). Парафин может быть растворен в нефти, взвешен в виде дисперсных частиц и осажден на поверхности пор</w:t>
-      </w:r>
-      <w:r>
-        <w:t>. МКО. ИМПЕС</w:t>
-      </w:r>
-    </w:p>
-    <w:p>
-      <w:pPr>
-        <w:jc w:val="both"/>
-      </w:pPr>
-    </w:p>
-    <w:p>
-      <w:pPr>
-        <w:jc w:val="both"/>
-      </w:pPr>
-      <w:r>
-        <w:t>3</w:t>
-      </w:r>
-      <w:r>
-        <w:t xml:space="preserve"> </w:t>
-      </w:r>
-      <w:r>
-        <w:t>слайд</w:t>
-      </w:r>
-    </w:p>
-    <w:p>
-      <w:pPr>
-        <w:jc w:val="both"/>
-      </w:pPr>
+      </w:r>
     </w:p>
     <w:sectPr>
       <w:pgSz w:w="11906" w:h="16838"/>
@@ -531,6 +529,7 @@
   <w:style w:type="character" w:default="1" w:styleId="a0">
     <w:name w:val="Default Paragraph Font"/>
     <w:uiPriority w:val="1"/>
+    <w:semiHidden/>
     <w:unhideWhenUsed/>
   </w:style>
   <w:style w:type="table" w:default="1" w:styleId="a1">

--- a/resources/текст.docx
+++ b/resources/текст.docx
@@ -40,24 +40,54 @@
         <w:jc w:val="both"/>
       </w:pPr>
       <w:r>
-        <w:t xml:space="preserve">Рассматривается двухфазная неизотермическая фильтрация </w:t>
+        <w:t xml:space="preserve">Рассматривается двухфазная неизотермическая фильтрация парафинистой нефти в </w:t>
+      </w:r>
+      <w:r>
+        <w:t>элементе 5 точечной системы заводнения</w:t>
+      </w:r>
+      <w:r>
+        <w:t>.</w:t>
+      </w:r>
+      <w:r>
+        <w:t xml:space="preserve"> </w:t>
+      </w:r>
+      <w:r>
+        <w:t>На в</w:t>
+      </w:r>
+      <w:r>
+        <w:t>ертикальных границ</w:t>
+      </w:r>
+      <w:r>
+        <w:t>ах</w:t>
+      </w:r>
+      <w:r>
+        <w:t xml:space="preserve"> </w:t>
+      </w:r>
+      <w:r>
+        <w:t>пласта,</w:t>
+      </w:r>
+      <w:r>
+        <w:t xml:space="preserve"> </w:t>
+      </w:r>
+      <w:r>
+        <w:t xml:space="preserve">а также на кровле с подошвой </w:t>
+      </w:r>
+      <w:r>
+        <w:t>задан</w:t>
+      </w:r>
+      <w:r>
+        <w:t xml:space="preserve">ы условия </w:t>
       </w:r>
       <w:proofErr w:type="spellStart"/>
       <w:r>
-        <w:t>парафинистой</w:t>
+        <w:t>непротекания</w:t>
       </w:r>
       <w:proofErr w:type="spellEnd"/>
       <w:r>
-        <w:t xml:space="preserve"> нефти в </w:t>
-      </w:r>
-      <w:r>
-        <w:t>элементе 5 точечной системы заводнения</w:t>
-      </w:r>
-      <w:r>
-        <w:t>. Нефть моделируется как бинарная смесь жидкого компонента и растворенного в ней парафина.</w:t>
-      </w:r>
-      <w:r>
-        <w:t xml:space="preserve"> Скважины совершенны по степени и характеру вскрытия</w:t>
+        <w:t xml:space="preserve"> и теплоизоляции. </w:t>
+      </w:r>
+      <w:r>
+        <w:t>Скважины совершенны по степени и характеру вскрытия</w:t>
       </w:r>
     </w:p>
     <w:p>
@@ -83,6 +113,12 @@
       <w:pPr>
         <w:jc w:val="both"/>
       </w:pPr>
+      <w:r>
+        <w:t>Нефтяная фаза моделируется как бинарная смесь нефтяного компонента и растворенного в ней парафина</w:t>
+      </w:r>
+      <w:r>
+        <w:t xml:space="preserve">. </w:t>
+      </w:r>
       <w:r>
         <w:t>В задаче присутствует 2 фазы (вода, нефть) 3 псевдокомпонента (вода, нефть, парафин). Парафин может быть растворен в нефти, взвешен в виде дисперсных частиц и осажден на поверхности пор. МКО. ИМПЕС</w:t>
       </w:r>
